--- a/개발지침서_하루한답.docx
+++ b/개발지침서_하루한답.docx
@@ -650,7 +650,7 @@
                 <w:sz w:val="20"/>
                 <w:szCs w:val="20"/>
               </w:rPr>
-              <w:t xml:space="preserve">Claude Code (Sonnet)</w:t>
+              <w:t xml:space="preserve">Claude Code (Opus)</w:t>
             </w:r>
           </w:p>
         </w:tc>
